--- a/Answer/Four-Step_T Test.docx
+++ b/Answer/Four-Step_T Test.docx
@@ -255,7 +255,7 @@
           <w:szCs w:val="24"/>
         </w:rPr>
         <w:pict w14:anchorId="5486861B">
-          <v:rect id="_x0000_i1027" style="width:0;height:1.5pt" o:hralign="center" o:hrstd="t" o:hr="t" fillcolor="#a0a0a0" stroked="f"/>
+          <v:rect id="_x0000_i1025" style="width:0;height:1.5pt" o:hralign="center" o:hrstd="t" o:hr="t" fillcolor="#a0a0a0" stroked="f"/>
         </w:pict>
       </w:r>
     </w:p>
@@ -415,7 +415,7 @@
           <w:kern w:val="0"/>
           <w:szCs w:val="24"/>
         </w:rPr>
-        <w:t>Normal Condition</w:t>
+        <w:t>Approximately Normal Condition</w:t>
       </w:r>
       <w:r>
         <w:rPr>
@@ -545,7 +545,7 @@
           <w:szCs w:val="24"/>
         </w:rPr>
         <w:pict w14:anchorId="47D3AF4C">
-          <v:rect id="_x0000_i1028" style="width:0;height:1.5pt" o:hralign="center" o:hrstd="t" o:hr="t" fillcolor="#a0a0a0" stroked="f"/>
+          <v:rect id="_x0000_i1026" style="width:0;height:1.5pt" o:hralign="center" o:hrstd="t" o:hr="t" fillcolor="#a0a0a0" stroked="f"/>
         </w:pict>
       </w:r>
     </w:p>
@@ -899,7 +899,7 @@
           <w:szCs w:val="24"/>
         </w:rPr>
         <w:pict w14:anchorId="1EF8C942">
-          <v:rect id="_x0000_i1029" style="width:0;height:1.5pt" o:hralign="center" o:hrstd="t" o:hr="t" fillcolor="#a0a0a0" stroked="f"/>
+          <v:rect id="_x0000_i1027" style="width:0;height:1.5pt" o:hralign="center" o:hrstd="t" o:hr="t" fillcolor="#a0a0a0" stroked="f"/>
         </w:pict>
       </w:r>
     </w:p>
